--- a/static/uploads/word/INAMHI-DAF-UTICS-2026-035-IT-RE.docx
+++ b/static/uploads/word/INAMHI-DAF-UTICS-2026-035-IT-RE.docx
@@ -307,7 +307,7 @@
     </w:p>
     <w:p>
       <w:pPr>
-        <w:spacing w:before="120" w:after="40"/>
+        <w:spacing w:before="280" w:after="80"/>
         <w:jc w:val="left"/>
       </w:pPr>
       <w:r>
@@ -327,7 +327,7 @@
     </w:p>
     <w:p>
       <w:pPr>
-        <w:spacing w:before="120" w:after="40"/>
+        <w:spacing w:before="120" w:after="160"/>
         <w:jc w:val="left"/>
       </w:pPr>
       <w:r>
@@ -341,60 +341,51 @@
         <w:t>CPU</w:t>
       </w:r>
     </w:p>
-    <w:tbl>
-      <w:tblPr>
-        <w:tblStyle w:val="TableGrid"/>
-        <w:tblW w:type="auto" w:w="0"/>
-        <w:tblLook w:firstColumn="1" w:firstRow="1" w:lastColumn="0" w:lastRow="0" w:noHBand="0" w:noVBand="1" w:val="04A0"/>
-      </w:tblPr>
-      <w:tblGrid>
-        <w:gridCol w:w="4844"/>
-        <w:gridCol w:w="4844"/>
-      </w:tblGrid>
-      <w:tr>
-        <w:tc>
-          <w:tcPr>
-            <w:tcW w:type="dxa" w:w="4535"/>
-            <w:shd w:val="clear" w:color="auto" w:fill="D6E4F0"/>
-          </w:tcPr>
-          <w:p>
-            <w:pPr>
-              <w:jc w:val="center"/>
-            </w:pPr>
-            <w:r>
-              <w:rPr>
-                <w:rFonts w:ascii="Times New Roman" w:hAnsi="Times New Roman"/>
-                <w:b/>
-                <w:sz w:val="20"/>
-              </w:rPr>
-              <w:t>MARCA: HP</w:t>
-            </w:r>
-          </w:p>
-        </w:tc>
-        <w:tc>
-          <w:tcPr>
-            <w:tcW w:type="dxa" w:w="4535"/>
-            <w:shd w:val="clear" w:color="auto" w:fill="D6E4F0"/>
-          </w:tcPr>
-          <w:p>
-            <w:pPr>
-              <w:jc w:val="center"/>
-            </w:pPr>
-            <w:r>
-              <w:rPr>
-                <w:rFonts w:ascii="Times New Roman" w:hAnsi="Times New Roman"/>
-                <w:b/>
-                <w:sz w:val="20"/>
-              </w:rPr>
-              <w:t>ESTADO: REGULAR</w:t>
-            </w:r>
-          </w:p>
-        </w:tc>
-      </w:tr>
-    </w:tbl>
     <w:p>
       <w:pPr>
-        <w:spacing w:before="0" w:after="0"/>
+        <w:spacing w:before="0" w:after="20"/>
+        <w:jc w:val="left"/>
+      </w:pPr>
+      <w:r>
+        <w:rPr>
+          <w:rFonts w:ascii="Times New Roman" w:hAnsi="Times New Roman"/>
+          <w:b/>
+          <w:sz w:val="20"/>
+        </w:rPr>
+        <w:t xml:space="preserve">MARCA: </w:t>
+      </w:r>
+      <w:r>
+        <w:rPr>
+          <w:rFonts w:ascii="Times New Roman" w:hAnsi="Times New Roman"/>
+          <w:sz w:val="20"/>
+        </w:rPr>
+        <w:t>HP</w:t>
+      </w:r>
+    </w:p>
+    <w:p>
+      <w:pPr>
+        <w:spacing w:before="0" w:after="20"/>
+        <w:jc w:val="left"/>
+      </w:pPr>
+      <w:r>
+        <w:rPr>
+          <w:rFonts w:ascii="Times New Roman" w:hAnsi="Times New Roman"/>
+          <w:b/>
+          <w:sz w:val="20"/>
+        </w:rPr>
+        <w:t xml:space="preserve">ESTADO: </w:t>
+      </w:r>
+      <w:r>
+        <w:rPr>
+          <w:rFonts w:ascii="Times New Roman" w:hAnsi="Times New Roman"/>
+          <w:sz w:val="20"/>
+        </w:rPr>
+        <w:t>REGULAR</w:t>
+      </w:r>
+    </w:p>
+    <w:p>
+      <w:pPr>
+        <w:spacing w:before="0" w:after="20"/>
         <w:jc w:val="left"/>
       </w:pPr>
       <w:r>
@@ -415,7 +406,7 @@
     </w:p>
     <w:p>
       <w:pPr>
-        <w:spacing w:before="0" w:after="0"/>
+        <w:spacing w:before="0" w:after="20"/>
         <w:jc w:val="left"/>
       </w:pPr>
       <w:r>
@@ -436,7 +427,7 @@
     </w:p>
     <w:p>
       <w:pPr>
-        <w:spacing w:before="0" w:after="0"/>
+        <w:spacing w:before="0" w:after="20"/>
         <w:jc w:val="left"/>
       </w:pPr>
       <w:r>
@@ -457,7 +448,7 @@
     </w:p>
     <w:p>
       <w:pPr>
-        <w:spacing w:before="0" w:after="0"/>
+        <w:spacing w:before="0" w:after="160"/>
         <w:jc w:val="left"/>
       </w:pPr>
       <w:r>
@@ -629,7 +620,6 @@
         <w:tc>
           <w:tcPr>
             <w:tcW w:type="dxa" w:w="4535"/>
-            <w:shd w:val="clear" w:color="auto" w:fill="003b73"/>
           </w:tcPr>
           <w:p>
             <w:pPr>
@@ -639,7 +629,6 @@
               <w:rPr>
                 <w:rFonts w:ascii="Arial" w:hAnsi="Arial"/>
                 <w:b/>
-                <w:color w:val="FFFFFF"/>
                 <w:sz w:val="20"/>
               </w:rPr>
               <w:t>ELABORADO POR:</w:t>
@@ -649,7 +638,6 @@
         <w:tc>
           <w:tcPr>
             <w:tcW w:type="dxa" w:w="4535"/>
-            <w:shd w:val="clear" w:color="auto" w:fill="003b73"/>
           </w:tcPr>
           <w:p>
             <w:pPr>
@@ -659,7 +647,6 @@
               <w:rPr>
                 <w:rFonts w:ascii="Arial" w:hAnsi="Arial"/>
                 <w:b/>
-                <w:color w:val="FFFFFF"/>
                 <w:sz w:val="20"/>
               </w:rPr>
               <w:t>APROBADO POR:</w:t>
